--- a/docs/SmartDelivery_Walkthrough.docx
+++ b/docs/SmartDelivery_Walkthrough.docx
@@ -289,11 +289,11 @@
               <a:graphicData uri="http://schemas.openxmlformats.org/drawingml/2006/picture">
                 <pic:pic>
                   <pic:nvPicPr>
-                    <pic:cNvPr id="0" name="walkthrough_03_command_center.png"/>
+                    <pic:cNvPr id="0" name="walkthrough_04_pipeline_pii.png"/>
                     <pic:cNvPicPr/>
                   </pic:nvPicPr>
                   <pic:blipFill>
-                    <a:blip r:embed="rId10"/>
+                    <a:blip r:embed="rId11"/>
                     <a:stretch>
                       <a:fillRect/>
                     </a:stretch>
@@ -358,11 +358,11 @@
               <a:graphicData uri="http://schemas.openxmlformats.org/drawingml/2006/picture">
                 <pic:pic>
                   <pic:nvPicPr>
-                    <pic:cNvPr id="0" name="walkthrough_03_command_center.png"/>
+                    <pic:cNvPr id="0" name="walkthrough_04_pipeline_pii.png"/>
                     <pic:cNvPicPr/>
                   </pic:nvPicPr>
                   <pic:blipFill>
-                    <a:blip r:embed="rId10"/>
+                    <a:blip r:embed="rId11"/>
                     <a:stretch>
                       <a:fillRect/>
                     </a:stretch>
@@ -431,7 +431,7 @@
                     <pic:cNvPicPr/>
                   </pic:nvPicPr>
                   <pic:blipFill>
-                    <a:blip r:embed="rId11"/>
+                    <a:blip r:embed="rId12"/>
                     <a:stretch>
                       <a:fillRect/>
                     </a:stretch>
